--- a/docs/review-packs/Review Pack 7 - OPC (Level 2) - Rounds 11-15.docx
+++ b/docs/review-packs/Review Pack 7 - OPC (Level 2) - Rounds 11-15.docx
@@ -31,7 +31,7 @@
           <w:sz w:val="32"/>
           <w:szCs w:val="32"/>
         </w:rPr>
-        <w:t xml:space="preserve">Review Pack 7 - OPC (Level 2)</w:t>
+        <w:t xml:space="preserve">Review Pack 7 - OPC (Level 2) - Rounds 11-15</w:t>
       </w:r>
     </w:p>
     <w:p>
@@ -3781,11 +3781,11 @@
         <w:rPr>
           <w:b/>
           <w:bCs/>
-          <w:color w:val="1B7A43"/>
-          <w:sz w:val="18"/>
-          <w:szCs w:val="18"/>
-        </w:rPr>
-        <w:t xml:space="preserve">   [SAFE]</w:t>
+          <w:color w:val="B7791F"/>
+          <w:sz w:val="18"/>
+          <w:szCs w:val="18"/>
+        </w:rPr>
+        <w:t xml:space="preserve">   [BORDERLINE]</w:t>
       </w:r>
     </w:p>
     <w:p>
@@ -4223,11 +4223,11 @@
         <w:rPr>
           <w:b/>
           <w:bCs/>
-          <w:color w:val="1B7A43"/>
-          <w:sz w:val="18"/>
-          <w:szCs w:val="18"/>
-        </w:rPr>
-        <w:t xml:space="preserve">   [SAFE]</w:t>
+          <w:color w:val="B7791F"/>
+          <w:sz w:val="18"/>
+          <w:szCs w:val="18"/>
+        </w:rPr>
+        <w:t xml:space="preserve">   [BORDERLINE]</w:t>
       </w:r>
     </w:p>
     <w:p>
@@ -9746,11 +9746,11 @@
         <w:rPr>
           <w:b/>
           <w:bCs/>
-          <w:color w:val="1B7A43"/>
-          <w:sz w:val="18"/>
-          <w:szCs w:val="18"/>
-        </w:rPr>
-        <w:t xml:space="preserve">   [SAFE]</w:t>
+          <w:color w:val="B7791F"/>
+          <w:sz w:val="18"/>
+          <w:szCs w:val="18"/>
+        </w:rPr>
+        <w:t xml:space="preserve">   [BORDERLINE]</w:t>
       </w:r>
     </w:p>
     <w:p>
@@ -14141,11 +14141,11 @@
         <w:rPr>
           <w:b/>
           <w:bCs/>
-          <w:color w:val="1B7A43"/>
-          <w:sz w:val="18"/>
-          <w:szCs w:val="18"/>
-        </w:rPr>
-        <w:t xml:space="preserve">   [SAFE]</w:t>
+          <w:color w:val="B7791F"/>
+          <w:sz w:val="18"/>
+          <w:szCs w:val="18"/>
+        </w:rPr>
+        <w:t xml:space="preserve">   [BORDERLINE]</w:t>
       </w:r>
     </w:p>
     <w:p>
@@ -14240,11 +14240,11 @@
         <w:rPr>
           <w:b/>
           <w:bCs/>
-          <w:color w:val="1B7A43"/>
-          <w:sz w:val="18"/>
-          <w:szCs w:val="18"/>
-        </w:rPr>
-        <w:t xml:space="preserve">   [SAFE]</w:t>
+          <w:color w:val="B7791F"/>
+          <w:sz w:val="18"/>
+          <w:szCs w:val="18"/>
+        </w:rPr>
+        <w:t xml:space="preserve">   [BORDERLINE]</w:t>
       </w:r>
     </w:p>
     <w:p>
@@ -19321,11 +19321,11 @@
         <w:rPr>
           <w:b/>
           <w:bCs/>
-          <w:color w:val="1B7A43"/>
-          <w:sz w:val="18"/>
-          <w:szCs w:val="18"/>
-        </w:rPr>
-        <w:t xml:space="preserve">   [SAFE]</w:t>
+          <w:color w:val="B7791F"/>
+          <w:sz w:val="18"/>
+          <w:szCs w:val="18"/>
+        </w:rPr>
+        <w:t xml:space="preserve">   [BORDERLINE]</w:t>
       </w:r>
     </w:p>
     <w:p>
@@ -19420,11 +19420,11 @@
         <w:rPr>
           <w:b/>
           <w:bCs/>
-          <w:color w:val="1B7A43"/>
-          <w:sz w:val="18"/>
-          <w:szCs w:val="18"/>
-        </w:rPr>
-        <w:t xml:space="preserve">   [SAFE]</w:t>
+          <w:color w:val="B7791F"/>
+          <w:sz w:val="18"/>
+          <w:szCs w:val="18"/>
+        </w:rPr>
+        <w:t xml:space="preserve">   [BORDERLINE]</w:t>
       </w:r>
     </w:p>
     <w:p>
@@ -20106,11 +20106,11 @@
         <w:rPr>
           <w:b/>
           <w:bCs/>
-          <w:color w:val="1B7A43"/>
-          <w:sz w:val="18"/>
-          <w:szCs w:val="18"/>
-        </w:rPr>
-        <w:t xml:space="preserve">   [SAFE]</w:t>
+          <w:color w:val="B7791F"/>
+          <w:sz w:val="18"/>
+          <w:szCs w:val="18"/>
+        </w:rPr>
+        <w:t xml:space="preserve">   [BORDERLINE]</w:t>
       </w:r>
     </w:p>
     <w:p>
@@ -24943,11 +24943,11 @@
         <w:rPr>
           <w:b/>
           <w:bCs/>
-          <w:color w:val="1B7A43"/>
-          <w:sz w:val="18"/>
-          <w:szCs w:val="18"/>
-        </w:rPr>
-        <w:t xml:space="preserve">   [SAFE]</w:t>
+          <w:color w:val="B7791F"/>
+          <w:sz w:val="18"/>
+          <w:szCs w:val="18"/>
+        </w:rPr>
+        <w:t xml:space="preserve">   [BORDERLINE]</w:t>
       </w:r>
     </w:p>
     <w:p>
